--- a/Критерии_оценки_2026.docx
+++ b/Критерии_оценки_2026.docx
@@ -35790,6 +35790,36 @@
         </w:tc>
       </w:tr>
     </w:tbl>
+    <w:p>
+      <w:pPr>
+        <w:spacing w:after="160" w:line="240" w:lineRule="auto" w:before="200"/>
+        <w:jc w:val="both"/>
+      </w:pPr>
+      <w:r>
+        <w:rPr>
+          <w:rFonts w:ascii="Montserrat" w:cs="Montserrat" w:eastAsia="Montserrat" w:hAnsi="Montserrat"/>
+          <w:b w:val="false"/>
+          <w:bCs w:val="false"/>
+          <w:i w:val="false"/>
+          <w:iCs w:val="false"/>
+          <w:sz w:val="28"/>
+          <w:szCs w:val="28"/>
+        </w:rPr>
+        <w:t xml:space="preserve">При наличии одинаковых баллов за конкурс приоритет отдается команде, выполнившей задание </w:t>
+      </w:r>
+      <w:r>
+        <w:rPr>
+          <w:rFonts w:ascii="Montserrat" w:cs="Montserrat" w:eastAsia="Montserrat" w:hAnsi="Montserrat"/>
+          <w:b/>
+          <w:bCs/>
+          <w:i w:val="false"/>
+          <w:iCs w:val="false"/>
+          <w:sz w:val="28"/>
+          <w:szCs w:val="28"/>
+        </w:rPr>
+        <w:t xml:space="preserve">за меньшее время.</w:t>
+      </w:r>
+    </w:p>
     <w:p>
       <w:pPr>
         <w:keepNext/>

--- a/Критерии_оценки_2026.docx
+++ b/Критерии_оценки_2026.docx
@@ -26326,7 +26326,7 @@
                 <w:sz w:val="28"/>
                 <w:szCs w:val="28"/>
               </w:rPr>
-              <w:t xml:space="preserve">Герметичность мочевого пузыря</w:t>
+              <w:t xml:space="preserve">Герметичность шва мочевого пузыря</w:t>
             </w:r>
           </w:p>
         </w:tc>
@@ -26398,7 +26398,7 @@
                 <w:sz w:val="28"/>
                 <w:szCs w:val="28"/>
               </w:rPr>
-              <w:t xml:space="preserve">Герметичный анастомоз (нет подтекания и просачивания жидкости);</w:t>
+              <w:t xml:space="preserve">Герметичный шов (нет подтекания и просачивания жидкости);</w:t>
             </w:r>
           </w:p>
         </w:tc>
